--- a/Бараношник (2) (1).docx
+++ b/Бараношник (2) (1).docx
@@ -6061,789 +6061,9 @@
       </w:r>
     </w:p>
     <w:p>
-      <w:pPr>
-        <w:pStyle w:val="3"/>
-      </w:pPr>
-      <w:r>
-        <w:t>2.</w:t>
-      </w:r>
-      <w:r>
-        <w:t>3.1 Расчёт комплексного показателя качества продукта по группе показателей</w:t>
-      </w:r>
-    </w:p>
-    <w:p>
-      <w:r>
-        <w:t>Для сравнительной оценки разрабатываемой автоматизированной информационной системы учета товарооборота книжного магазина и существующего аналога (учёт в Excel и бумажных документах) применяется метод расчёта комплексного показателя качества.</w:t>
-      </w:r>
-    </w:p>
-    <w:p>
-      <w:r>
-        <w:t>Обобщённый показатель рассчитывается по формуле:</w:t>
-      </w:r>
-    </w:p>
-    <w:p>
-      <w:r>
-        <w:t>Jзту = Σ (Bj × Xj)</w:t>
-      </w:r>
-    </w:p>
-    <w:p>
-      <w:pPr>
-        <w:jc w:val="left"/>
-      </w:pPr>
-      <w:r>
-        <w:t>где:</w:t>
-      </w:r>
-      <w:r>
-        <w:br/>
-      </w:r>
-      <w:r>
-        <w:tab/>
-      </w:r>
-      <w:r>
-        <w:t xml:space="preserve"> </w:t>
-      </w:r>
-      <w:proofErr w:type="spellStart"/>
-      <w:r>
-        <w:t>Bj</w:t>
-      </w:r>
-      <w:proofErr w:type="spellEnd"/>
-      <w:r>
-        <w:t>—коэффициент</w:t>
-      </w:r>
-      <w:r>
-        <w:t xml:space="preserve"> </w:t>
-      </w:r>
-      <w:r>
-        <w:t>весомости показателя;</w:t>
-      </w:r>
-      <w:r>
-        <w:br/>
-        <w:t xml:space="preserve"> </w:t>
-      </w:r>
-      <w:r>
-        <w:tab/>
-      </w:r>
-      <w:proofErr w:type="spellStart"/>
-      <w:r>
-        <w:t>Xj</w:t>
-      </w:r>
-      <w:proofErr w:type="spellEnd"/>
-      <w:r>
-        <w:t xml:space="preserve"> — оценка (от 1 до 5);</w:t>
-      </w:r>
-      <w:r>
-        <w:br/>
-        <w:t xml:space="preserve"> </w:t>
-      </w:r>
-      <w:r>
-        <w:tab/>
-      </w:r>
-      <w:proofErr w:type="spellStart"/>
-      <w:r>
-        <w:t>ΣBj</w:t>
-      </w:r>
-      <w:proofErr w:type="spellEnd"/>
-      <w:r>
-        <w:t xml:space="preserve"> = 1.</w:t>
-      </w:r>
-    </w:p>
-    <w:p>
-      <w:pPr>
-        <w:jc w:val="left"/>
-      </w:pPr>
-      <w:r>
-        <w:t>Оценка проведена с учетом специфики торгового предприятия.</w:t>
-      </w:r>
-    </w:p>
-    <w:p>
-      <w:pPr>
-        <w:jc w:val="left"/>
-      </w:pPr>
-      <w:r>
-        <w:t>Обобщённый показатель качества проекта:</w:t>
-      </w:r>
-      <w:r>
-        <w:br/>
-      </w:r>
-      <w:r>
-        <w:t xml:space="preserve"> </w:t>
-      </w:r>
-      <w:r>
-        <w:tab/>
-      </w:r>
-      <w:r>
-        <w:t>Jзту1 = 4.35</w:t>
-      </w:r>
-    </w:p>
-    <w:p>
-      <w:pPr>
-        <w:jc w:val="left"/>
-      </w:pPr>
-      <w:r>
-        <w:t>Обобщённый показатель качества аналога:</w:t>
-      </w:r>
-      <w:r>
-        <w:br/>
-      </w:r>
-      <w:r>
-        <w:t xml:space="preserve"> </w:t>
-      </w:r>
-      <w:r>
-        <w:tab/>
-      </w:r>
-      <w:r>
-        <w:t>Jзту2 = 2.40</w:t>
-      </w:r>
-    </w:p>
-    <w:p>
-      <w:pPr>
-        <w:jc w:val="left"/>
-      </w:pPr>
-      <w:r>
-        <w:t>Разрабатываемая система превосходит аналог по показателям:</w:t>
-      </w:r>
-    </w:p>
-    <w:p>
-      <w:pPr>
-        <w:jc w:val="left"/>
-      </w:pPr>
-      <w:r>
-        <w:t xml:space="preserve">удобство работы; </w:t>
-      </w:r>
-    </w:p>
-    <w:p>
-      <w:pPr>
-        <w:jc w:val="left"/>
-      </w:pPr>
-      <w:r>
-        <w:t xml:space="preserve">скорость обработки данных; </w:t>
-      </w:r>
-    </w:p>
-    <w:p>
-      <w:pPr>
-        <w:jc w:val="left"/>
-      </w:pPr>
-      <w:r>
-        <w:t xml:space="preserve">точность учета; </w:t>
-      </w:r>
-    </w:p>
-    <w:p>
-      <w:r>
-        <w:lastRenderedPageBreak/>
-        <w:t xml:space="preserve">автоматизация отчетности. </w:t>
-      </w:r>
-    </w:p>
-    <w:p>
-      <w:r>
-        <w:t>2.</w:t>
-      </w:r>
-      <w:r>
-        <w:t>3.2 Коэффициент технического уровня Ak</w:t>
-      </w:r>
-    </w:p>
-    <w:p>
-      <w:r>
-        <w:t>Ak = Jзту1 / Jзту2</w:t>
-      </w:r>
-    </w:p>
-    <w:p>
-      <w:r>
-        <w:t>Ak = 4.35 / 2.40 = 1.81</w:t>
-      </w:r>
-    </w:p>
-    <w:p>
-      <w:r>
-        <w:t>Значение Ak = 1.81 показывает, что новая система эффективнее аналога на 81%.</w:t>
-      </w:r>
-    </w:p>
-    <w:p>
-      <w:r>
-        <w:t>2.</w:t>
-      </w:r>
-      <w:r>
-        <w:t>3.3 Планирование комплекса работ и оценка трудоёмкости</w:t>
-      </w:r>
-    </w:p>
-    <w:p>
-      <w:r>
-        <w:t>2.</w:t>
-      </w:r>
-      <w:r>
-        <w:t>3.3.1 Комплекс работ по разработке проекта</w:t>
-      </w:r>
-    </w:p>
-    <w:p>
-      <w:r>
-        <w:t>Работы выполняются двумя исполнителями:</w:t>
-      </w:r>
-    </w:p>
-    <w:p>
-      <w:r>
-        <w:t xml:space="preserve">руководитель проекта </w:t>
-      </w:r>
-    </w:p>
-    <w:p>
-      <w:r>
-        <w:t xml:space="preserve">программист </w:t>
-      </w:r>
-    </w:p>
-    <w:p>
-      <w:r>
-        <w:t>2.</w:t>
-      </w:r>
-      <w:r>
-        <w:t>3.3.1.1 Анализ требований</w:t>
-      </w:r>
-    </w:p>
-    <w:p>
-      <w:r>
-        <w:t xml:space="preserve">изучение предметной области </w:t>
-      </w:r>
-    </w:p>
-    <w:p>
-      <w:r>
-        <w:t xml:space="preserve">сбор данных </w:t>
-      </w:r>
-    </w:p>
-    <w:p>
-      <w:r>
-        <w:t>2.</w:t>
-      </w:r>
-      <w:r>
-        <w:t>3.3.1.2 Проектирование</w:t>
-      </w:r>
-    </w:p>
-    <w:p>
-      <w:r>
-        <w:t xml:space="preserve">разработка структуры БД </w:t>
-      </w:r>
-    </w:p>
-    <w:p>
-      <w:r>
-        <w:t xml:space="preserve">проектирование интерфейса </w:t>
-      </w:r>
-    </w:p>
-    <w:p>
-      <w:r>
-        <w:t>2.</w:t>
-      </w:r>
-      <w:r>
-        <w:t>3.3.1.3 Программирование и тестирование</w:t>
-      </w:r>
-    </w:p>
-    <w:p>
-      <w:r>
-        <w:t xml:space="preserve">разработка системы </w:t>
-      </w:r>
-    </w:p>
-    <w:p>
-      <w:r>
-        <w:t xml:space="preserve">тестирование </w:t>
-      </w:r>
-    </w:p>
-    <w:p>
-      <w:r>
-        <w:t>2.</w:t>
-      </w:r>
-      <w:r>
-        <w:t>3.3.1.4 Документация</w:t>
-      </w:r>
-    </w:p>
-    <w:p>
-      <w:r>
-        <w:t xml:space="preserve">оформление отчета </w:t>
-      </w:r>
-    </w:p>
-    <w:p>
-      <w:r>
-        <w:t xml:space="preserve">подготовка инструкций </w:t>
-      </w:r>
-    </w:p>
-    <w:p>
-      <w:r>
-        <w:t>2.</w:t>
-      </w:r>
-      <w:r>
-        <w:t>3.3.2 Календарный график</w:t>
-      </w:r>
-    </w:p>
-    <w:p>
-      <w:r>
-        <w:lastRenderedPageBreak/>
-        <w:t>Начало: 17.03.2026</w:t>
-      </w:r>
-      <w:r>
-        <w:br/>
-      </w:r>
-      <w:r>
-        <w:t xml:space="preserve"> </w:t>
-      </w:r>
-      <w:r>
-        <w:tab/>
-      </w:r>
-      <w:r>
-        <w:t>Окончание: 17.07.2026</w:t>
-      </w:r>
-    </w:p>
-    <w:p>
-      <w:r>
-        <w:t>Продолжительность: 115 дней</w:t>
-      </w:r>
-    </w:p>
-    <w:p>
-      <w:r>
-        <w:t>2.</w:t>
-      </w:r>
-      <w:r>
-        <w:t>3.4 Расчёт затрат на разработку проекта</w:t>
-      </w:r>
-    </w:p>
-    <w:p>
-      <w:r>
-        <w:t>К = Кп + Кр</w:t>
-      </w:r>
-    </w:p>
-    <w:p>
-      <w:r>
-        <w:t>2.</w:t>
-      </w:r>
-      <w:r>
-        <w:t>3.4.1 Затраты на проектирование</w:t>
-      </w:r>
-    </w:p>
-    <w:p>
-      <w:r>
-        <w:t>Формула:</w:t>
-      </w:r>
-    </w:p>
-    <w:p>
-      <w:r>
-        <w:t xml:space="preserve">Кп = ΣЗoi × ((1 + </w:t>
-      </w:r>
-      <w:proofErr w:type="gramStart"/>
-      <w:r>
-        <w:t>Wd)(</w:t>
-      </w:r>
-      <w:proofErr w:type="gramEnd"/>
-      <w:r>
-        <w:t>1 + Wc) + WH) + CM + Mв</w:t>
-      </w:r>
-    </w:p>
-    <w:p>
-      <w:r>
-        <w:t>Где:</w:t>
-      </w:r>
-      <w:r>
-        <w:br/>
-      </w:r>
-      <w:r>
-        <w:tab/>
-      </w:r>
-      <w:r>
-        <w:t>Wd=0.4</w:t>
-      </w:r>
-      <w:r>
-        <w:br/>
-      </w:r>
-      <w:r>
-        <w:tab/>
-      </w:r>
-      <w:r>
-        <w:t>Wc = 0.302</w:t>
-      </w:r>
-      <w:r>
-        <w:br/>
-      </w:r>
-      <w:r>
-        <w:tab/>
-      </w:r>
-      <w:r>
-        <w:t>WH = 0.6</w:t>
-      </w:r>
-    </w:p>
-    <w:p>
-      <w:r>
-        <w:t>Основная зарплата</w:t>
-      </w:r>
-    </w:p>
-    <w:p>
-      <w:r>
-        <w:t>Зoi = Здн × t</w:t>
-      </w:r>
-    </w:p>
-    <w:p>
-      <w:r>
-        <w:t>Руководитель:</w:t>
-      </w:r>
-      <w:r>
-        <w:br/>
-      </w:r>
-      <w:r>
-        <w:t xml:space="preserve"> </w:t>
-      </w:r>
-      <w:r>
-        <w:tab/>
-      </w:r>
-      <w:r>
-        <w:t>1500 × 30 = 45 000 руб.</w:t>
-      </w:r>
-    </w:p>
-    <w:p>
-      <w:r>
-        <w:t>Программист:</w:t>
-      </w:r>
-      <w:r>
-        <w:br/>
-      </w:r>
-      <w:r>
-        <w:t xml:space="preserve"> </w:t>
-      </w:r>
-      <w:r>
-        <w:tab/>
-      </w:r>
-      <w:r>
-        <w:t>1800 × 60 = 108 000 руб.</w:t>
-      </w:r>
-    </w:p>
-    <w:p>
-      <w:r>
-        <w:t>ΣЗoi = 153 000 руб.</w:t>
-      </w:r>
-    </w:p>
-    <w:p>
-      <w:r>
-        <w:t>Машинное время</w:t>
-      </w:r>
-    </w:p>
-    <w:p>
-      <w:r>
-        <w:t>Mв = 460 × 20 = 9 200 руб.</w:t>
-      </w:r>
-    </w:p>
-    <w:p>
-      <w:r>
-        <w:t>Материалы</w:t>
-      </w:r>
-    </w:p>
-    <w:p>
-      <w:r>
-        <w:t>CM = 1 200 руб.</w:t>
-      </w:r>
-    </w:p>
-    <w:p>
-      <w:r>
-        <w:t>Капитальные вложения на проектирование</w:t>
-      </w:r>
-    </w:p>
-    <w:p>
-      <w:r>
-        <w:lastRenderedPageBreak/>
-        <w:t>Кп = 153000 × ((1+0.</w:t>
-      </w:r>
-      <w:proofErr w:type="gramStart"/>
-      <w:r>
-        <w:t>4)(</w:t>
-      </w:r>
-      <w:proofErr w:type="gramEnd"/>
-      <w:r>
-        <w:t>1+0.302) + 0.6) + 9200 + 1200</w:t>
-      </w:r>
-    </w:p>
-    <w:p>
-      <w:r>
-        <w:t>Кп = 153000 × 2.4228 + 10400 = 381668 + 10400 = 392068 руб.</w:t>
-      </w:r>
-    </w:p>
-    <w:p>
-      <w:r>
-        <w:t>3.4.2 Капитальные вложения на реализацию</w:t>
-      </w:r>
-    </w:p>
-    <w:p>
-      <w:r>
-        <w:t>Оборудование:</w:t>
-      </w:r>
-    </w:p>
-    <w:p>
-      <w:r>
-        <w:t>ПК = 50 000 руб.</w:t>
-      </w:r>
-    </w:p>
-    <w:p>
-      <w:r>
-        <w:t>Прочие затраты = 10 000 руб.</w:t>
-      </w:r>
-    </w:p>
-    <w:p>
-      <w:r>
-        <w:t>Кр = 60 000 руб.</w:t>
-      </w:r>
-    </w:p>
-    <w:p>
-      <w:r>
-        <w:t>Общие затраты:</w:t>
-      </w:r>
-    </w:p>
-    <w:p>
-      <w:r>
-        <w:t>К = 392068 + 60000 = 452068 руб.</w:t>
-      </w:r>
-    </w:p>
-    <w:p>
-      <w:r>
-        <w:t>2.</w:t>
-      </w:r>
-      <w:r>
-        <w:t>3.5 Расчёт эксплуатационных затрат</w:t>
-      </w:r>
-    </w:p>
-    <w:p>
-      <w:r>
-        <w:t>Формула:</w:t>
-      </w:r>
-    </w:p>
-    <w:p>
-      <w:r>
-        <w:t>И = Ззп + Са + Зэ + Срем + Зм + Зн</w:t>
-      </w:r>
-    </w:p>
-    <w:p>
-      <w:pPr>
-        <w:jc w:val="left"/>
-      </w:pPr>
-      <w:r>
-        <w:t>2.</w:t>
-      </w:r>
-      <w:r>
-        <w:t>3.5.1 Зарплата</w:t>
-      </w:r>
       <w:bookmarkStart w:id="70" w:name="_GoBack"/>
       <w:bookmarkEnd w:id="70"/>
     </w:p>
-    <w:p>
-      <w:pPr>
-        <w:jc w:val="left"/>
-      </w:pPr>
-      <w:r>
-        <w:t>Сотрудник: 30 000 руб./мес</w:t>
-      </w:r>
-      <w:r>
-        <w:br/>
-      </w:r>
-      <w:r>
-        <w:tab/>
-      </w:r>
-      <w:r>
-        <w:t xml:space="preserve"> Программист: 35 000 руб./мес</w:t>
-      </w:r>
-    </w:p>
-    <w:p>
-      <w:r>
-        <w:t>Год:</w:t>
-      </w:r>
-    </w:p>
-    <w:p>
-      <w:r>
-        <w:t>(30000 + 35000) × 12 × 1.4 × 1.302 = 142 000 × 1.8228 ≈ 258 837 руб.</w:t>
-      </w:r>
-    </w:p>
-    <w:p>
-      <w:r>
-        <w:t>2.</w:t>
-      </w:r>
-      <w:r>
-        <w:t>3.5.2 Амортизация</w:t>
-      </w:r>
-    </w:p>
-    <w:p>
-      <w:r>
-        <w:t>Са = 0.2 × 50000 × 480 / 1976 ≈ 2 429 руб.</w:t>
-      </w:r>
-    </w:p>
-    <w:p>
-      <w:r>
-        <w:t>2.</w:t>
-      </w:r>
-      <w:r>
-        <w:t>3.5.3 Электроэнергия</w:t>
-      </w:r>
-    </w:p>
-    <w:p>
-      <w:r>
-        <w:t>Зэ = 5 × 0.4 × 480 = 960 руб.</w:t>
-      </w:r>
-    </w:p>
-    <w:p>
-      <w:r>
-        <w:t>2.</w:t>
-      </w:r>
-      <w:r>
-        <w:t>3.5.4 Ремонт и материалы</w:t>
-      </w:r>
-    </w:p>
-    <w:p>
-      <w:r>
-        <w:lastRenderedPageBreak/>
-        <w:t>Ремонт:</w:t>
-      </w:r>
-      <w:r>
-        <w:br/>
-      </w:r>
-      <w:r>
-        <w:t xml:space="preserve"> </w:t>
-      </w:r>
-      <w:r>
-        <w:tab/>
-      </w:r>
-      <w:r>
-        <w:t>≈ 1 200 руб.</w:t>
-      </w:r>
-    </w:p>
-    <w:p>
-      <w:r>
-        <w:t>Материалы:</w:t>
-      </w:r>
-      <w:r>
-        <w:br/>
-      </w:r>
-      <w:r>
-        <w:tab/>
-      </w:r>
-      <w:r>
-        <w:t>≈ 500 руб.</w:t>
-      </w:r>
-    </w:p>
-    <w:p>
-      <w:r>
-        <w:t>Накладные расходы (20%)</w:t>
-      </w:r>
-    </w:p>
-    <w:p>
-      <w:r>
-        <w:t>≈ 52 000 руб.</w:t>
-      </w:r>
-    </w:p>
-    <w:p>
-      <w:r>
-        <w:t>Итог:</w:t>
-      </w:r>
-    </w:p>
-    <w:p>
-      <w:r>
-        <w:t>И1 ≈ 315 926 руб.</w:t>
-      </w:r>
-    </w:p>
-    <w:p>
-      <w:r>
-        <w:t>Аналог:</w:t>
-      </w:r>
-    </w:p>
-    <w:p>
-      <w:r>
-        <w:t>И2 ≈ 420 000 руб.</w:t>
-      </w:r>
-    </w:p>
-    <w:p>
-      <w:r>
-        <w:t>2.</w:t>
-      </w:r>
-      <w:r>
-        <w:t>3.6 Расчёт экономического эффекта</w:t>
-      </w:r>
-    </w:p>
-    <w:p>
-      <w:r>
-        <w:t>Формула:</w:t>
-      </w:r>
-    </w:p>
-    <w:p>
-      <w:r>
-        <w:t>Э = Ak × З1 – З2</w:t>
-      </w:r>
-    </w:p>
-    <w:p>
-      <w:r>
-        <w:t>Где:</w:t>
-      </w:r>
-    </w:p>
-    <w:p>
-      <w:r>
-        <w:t>En = 0.33</w:t>
-      </w:r>
-    </w:p>
-    <w:p>
-      <w:r>
-        <w:t>Приведённые затраты</w:t>
-      </w:r>
-    </w:p>
-    <w:p>
-      <w:r>
-        <w:t>З1 = 315926 + 0.33 × 452068 = 315926 + 149182 = 465108 руб.</w:t>
-      </w:r>
-    </w:p>
-    <w:p>
-      <w:r>
-        <w:t>З2 = 420000 + 0.33 × 200000 = 420000 + 66000 = 486000 руб.</w:t>
-      </w:r>
-    </w:p>
-    <w:p>
-      <w:r>
-        <w:t>Экономический эффект</w:t>
-      </w:r>
-    </w:p>
-    <w:p>
-      <w:r>
-        <w:t>Э = 1.81 × 465108 – 486000</w:t>
-      </w:r>
-    </w:p>
-    <w:p>
-      <w:r>
-        <w:t>Э = 841844 – 486000 = 355844 руб.</w:t>
-      </w:r>
-    </w:p>
-    <w:p>
-      <w:r>
-        <w:t>2.</w:t>
-      </w:r>
-      <w:r>
-        <w:t>3.6.1 Срок окупаемости</w:t>
-      </w:r>
-    </w:p>
-    <w:p>
-      <w:r>
-        <w:t>Ток = 452068 / 355844 = 1.27 года</w:t>
-      </w:r>
-    </w:p>
-    <w:p>
-      <w:r>
-        <w:lastRenderedPageBreak/>
-        <w:t>Коэффициент эффективности</w:t>
-      </w:r>
-    </w:p>
-    <w:p>
-      <w:r>
-        <w:t>Еф = 1 / 1.27 = 0.79</w:t>
-      </w:r>
-    </w:p>
-    <w:p>
-      <w:r>
-        <w:t>Сравнение</w:t>
-      </w:r>
-    </w:p>
-    <w:p>
-      <w:r>
-        <w:t xml:space="preserve">Еф = </w:t>
-      </w:r>
-      <w:proofErr w:type="gramStart"/>
-      <w:r>
-        <w:t>0.79 &gt;</w:t>
-      </w:r>
-      <w:proofErr w:type="gramEnd"/>
-      <w:r>
-        <w:t xml:space="preserve"> Ен = 0.33</w:t>
-      </w:r>
-    </w:p>
-    <w:p/>
     <w:p>
       <w:r>
         <w:br w:type="page"/>
@@ -13192,6 +12412,7 @@
   <w:style w:type="character" w:default="1" w:styleId="a0">
     <w:name w:val="Default Paragraph Font"/>
     <w:uiPriority w:val="1"/>
+    <w:semiHidden/>
     <w:unhideWhenUsed/>
   </w:style>
   <w:style w:type="table" w:default="1" w:styleId="a1">
